--- a/docx/manual/FizzBuzz.docx
+++ b/docx/manual/FizzBuzz.docx
@@ -533,6 +533,143 @@
         </w:rPr>
       </w:pPr>
     </w:p>
+    <w:p>
+      <w:r>
+        <w:t xml:space="preserve">print </w:t>
+      </w:r>
+      <w:sdt>
+        <w:sdtPr>
+          <w:rPr>
+            <w:highlight w:val="yellow"/>
+          </w:rPr>
+          <w:id w:val="-1610576861"/>
+          <w:citation/>
+        </w:sdtPr>
+        <w:sdtContent>
+          <w:r>
+            <w:rPr>
+              <w:highlight w:val="yellow"/>
+            </w:rPr>
+            <w:fldChar w:fldCharType="begin"/>
+          </w:r>
+          <w:r>
+            <w:rPr>
+              <w:highlight w:val="yellow"/>
+            </w:rPr>
+            <w:instrText xml:space="preserve">CITATION Fac \p Factorial \n  \l 1033 </w:instrText>
+          </w:r>
+          <w:r>
+            <w:rPr>
+              <w:highlight w:val="yellow"/>
+            </w:rPr>
+            <w:fldChar w:fldCharType="separate"/>
+          </w:r>
+          <w:r>
+            <w:rPr>
+              <w:noProof/>
+              <w:highlight w:val="yellow"/>
+            </w:rPr>
+            <w:t>(Factorial, 2026, p. Factorial)</w:t>
+          </w:r>
+          <w:r>
+            <w:rPr>
+              <w:highlight w:val="yellow"/>
+            </w:rPr>
+            <w:fldChar w:fldCharType="end"/>
+          </w:r>
+        </w:sdtContent>
+      </w:sdt>
+      <w:r>
+        <w:rPr>
+          <w:highlight w:val="yellow"/>
+        </w:rPr>
+        <w:t xml:space="preserve"> 5</w:t>
+      </w:r>
+    </w:p>
+    <w:p>
+      <w:r>
+        <w:br w:type="page"/>
+      </w:r>
+    </w:p>
+    <w:sdt>
+      <w:sdtPr>
+        <w:id w:val="1342898453"/>
+        <w:docPartObj>
+          <w:docPartGallery w:val="Bibliographies"/>
+          <w:docPartUnique/>
+        </w:docPartObj>
+      </w:sdtPr>
+      <w:sdtEndPr>
+        <w:rPr>
+          <w:rFonts w:ascii="Cambria Math" w:eastAsiaTheme="minorHAnsi" w:hAnsi="Cambria Math" w:cs="Courier New"/>
+          <w:b/>
+          <w:bCs/>
+          <w:color w:val="auto"/>
+          <w:sz w:val="24"/>
+          <w:szCs w:val="24"/>
+        </w:rPr>
+      </w:sdtEndPr>
+      <w:sdtContent>
+        <w:p>
+          <w:pPr>
+            <w:pStyle w:val="Heading1"/>
+          </w:pPr>
+          <w:r>
+            <w:t>Works Cited</w:t>
+          </w:r>
+        </w:p>
+        <w:p>
+          <w:pPr>
+            <w:pStyle w:val="Bibliography"/>
+            <w:ind w:left="720" w:hanging="720"/>
+            <w:rPr>
+              <w:noProof/>
+              <w:kern w:val="0"/>
+              <w14:ligatures w14:val="none"/>
+            </w:rPr>
+          </w:pPr>
+          <w:r>
+            <w:fldChar w:fldCharType="begin"/>
+          </w:r>
+          <w:r>
+            <w:instrText xml:space="preserve"> BIBLIOGRAPHY </w:instrText>
+          </w:r>
+          <w:r>
+            <w:fldChar w:fldCharType="separate"/>
+          </w:r>
+          <w:r>
+            <w:rPr>
+              <w:noProof/>
+            </w:rPr>
+            <w:t xml:space="preserve">Naumenko, X. (2026). </w:t>
+          </w:r>
+          <w:r>
+            <w:rPr>
+              <w:i/>
+              <w:iCs/>
+              <w:noProof/>
+            </w:rPr>
+            <w:t>Factorial.</w:t>
+          </w:r>
+          <w:r>
+            <w:rPr>
+              <w:noProof/>
+            </w:rPr>
+            <w:t xml:space="preserve"> New York: From Scratch.</w:t>
+          </w:r>
+        </w:p>
+        <w:p>
+          <w:r>
+            <w:rPr>
+              <w:b/>
+              <w:bCs/>
+            </w:rPr>
+            <w:fldChar w:fldCharType="end"/>
+          </w:r>
+        </w:p>
+      </w:sdtContent>
+    </w:sdt>
+    <w:p/>
     <w:sectPr>
       <w:pgSz w:w="12240" w:h="15840"/>
       <w:pgMar w:top="1440" w:right="1440" w:bottom="1440" w:left="1440" w:header="720" w:footer="720" w:gutter="0"/>
@@ -1490,6 +1627,14 @@
       <w:color w:val="5A5A5A" w:themeColor="text1" w:themeTint="A5"/>
     </w:rPr>
   </w:style>
+  <w:style w:type="paragraph" w:styleId="Bibliography">
+    <w:name w:val="Bibliography"/>
+    <w:basedOn w:val="Normal"/>
+    <w:next w:val="Normal"/>
+    <w:uiPriority w:val="37"/>
+    <w:unhideWhenUsed/>
+    <w:rsid w:val="00B213B0"/>
+  </w:style>
 </w:styles>
 </file>
 
@@ -1809,11 +1954,32 @@
 </file>
 
 <file path=customXml/item1.xml><?xml version="1.0" encoding="utf-8"?>
-<b:Sources xmlns:b="http://schemas.openxmlformats.org/officeDocument/2006/bibliography" xmlns="http://schemas.openxmlformats.org/officeDocument/2006/bibliography" SelectedStyle="\APASixthEditionOfficeOnline.xsl" StyleName="APA" Version="6"/>
+<b:Sources xmlns:b="http://schemas.openxmlformats.org/officeDocument/2006/bibliography" xmlns="http://schemas.openxmlformats.org/officeDocument/2006/bibliography" SelectedStyle="\APASixthEditionOfficeOnline.xsl" StyleName="APA" Version="6">
+  <b:Source>
+    <b:Tag>Fac</b:Tag>
+    <b:SourceType>Book</b:SourceType>
+    <b:Guid>{3E58686F-1E20-48A3-8D27-D1FC57F04819}</b:Guid>
+    <b:Title>Factorial</b:Title>
+    <b:Author>
+      <b:Author>
+        <b:NameList>
+          <b:Person>
+            <b:Last>Naumenko</b:Last>
+            <b:First>Xander</b:First>
+          </b:Person>
+        </b:NameList>
+      </b:Author>
+    </b:Author>
+    <b:Year>2026</b:Year>
+    <b:City>New York</b:City>
+    <b:Publisher>From Scratch</b:Publisher>
+    <b:RefOrder>1</b:RefOrder>
+  </b:Source>
+</b:Sources>
 </file>
 
 <file path=customXml/itemProps1.xml><?xml version="1.0" encoding="utf-8"?>
-<ds:datastoreItem xmlns:ds="http://schemas.openxmlformats.org/officeDocument/2006/customXml" ds:itemID="{DE3E3A19-7936-4624-893A-5593E36A772A}">
+<ds:datastoreItem xmlns:ds="http://schemas.openxmlformats.org/officeDocument/2006/customXml" ds:itemID="{FE55E46D-F47E-49B8-A3EB-C79E95C4ABC2}">
   <ds:schemaRefs>
     <ds:schemaRef ds:uri="http://schemas.openxmlformats.org/officeDocument/2006/bibliography"/>
   </ds:schemaRefs>

--- a/docx/manual/FizzBuzz.docx
+++ b/docx/manual/FizzBuzz.docx
@@ -9,14 +9,12 @@
           <w:rFonts w:ascii="Times New Roman" w:hAnsi="Times New Roman" w:cs="Times New Roman"/>
         </w:rPr>
       </w:pPr>
-      <w:proofErr w:type="spellStart"/>
       <w:r>
         <w:rPr>
           <w:rFonts w:ascii="Times New Roman" w:hAnsi="Times New Roman" w:cs="Times New Roman"/>
         </w:rPr>
         <w:t>FizzBuzz</w:t>
       </w:r>
-      <w:proofErr w:type="spellEnd"/>
     </w:p>
     <w:p>
       <w:pPr>
@@ -112,7 +110,6 @@
                 <w:iCs/>
               </w:rPr>
             </w:pPr>
-            <w:proofErr w:type="spellStart"/>
             <w:r>
               <w:rPr>
                 <w:rStyle w:val="SubtleReference"/>
@@ -121,7 +118,6 @@
               </w:rPr>
               <w:t>FizzBuzz</w:t>
             </w:r>
-            <w:proofErr w:type="spellEnd"/>
           </w:p>
         </w:tc>
         <w:tc>
@@ -308,16 +304,18 @@
             <w:gridSpan w:val="4"/>
           </w:tcPr>
           <w:p>
-            <w:r>
-              <w:t xml:space="preserve">I % 3 = </w:t>
-            </w:r>
-            <w:proofErr w:type="gramStart"/>
-            <w:r>
-              <w:t>0 ∧ I</w:t>
-            </w:r>
-            <w:proofErr w:type="gramEnd"/>
-            <w:r>
-              <w:t xml:space="preserve"> % 5 = 0</w:t>
+            <w:commentRangeStart w:id="0"/>
+            <w:r>
+              <w:t>I % 3 = 0 ∧ I % 5 = 0</w:t>
+            </w:r>
+            <w:commentRangeEnd w:id="0"/>
+            <w:r>
+              <w:rPr>
+                <w:rStyle w:val="CommentReference"/>
+                <w:sz w:val="24"/>
+                <w:szCs w:val="24"/>
+              </w:rPr>
+              <w:commentReference w:id="0"/>
             </w:r>
           </w:p>
         </w:tc>
@@ -455,7 +453,6 @@
             <w:tcW w:w="3117" w:type="dxa"/>
           </w:tcPr>
           <w:p>
-            <w:proofErr w:type="gramStart"/>
             <w:r>
               <w:t xml:space="preserve">I </w:t>
             </w:r>
@@ -469,14 +466,7 @@
               <w:rPr>
                 <w:rFonts w:ascii="Courier New" w:hAnsi="Courier New"/>
               </w:rPr>
-              <w:t xml:space="preserve"> I</w:t>
-            </w:r>
-            <w:proofErr w:type="gramEnd"/>
-            <w:r>
-              <w:rPr>
-                <w:rFonts w:ascii="Courier New" w:hAnsi="Courier New"/>
-              </w:rPr>
-              <w:t xml:space="preserve"> + 1</w:t>
+              <w:t xml:space="preserve"> I + 1</w:t>
             </w:r>
           </w:p>
         </w:tc>
@@ -497,31 +487,13 @@
             <w:r>
               <w:t xml:space="preserve">Print </w:t>
             </w:r>
-            <w:proofErr w:type="spellStart"/>
             <w:r>
               <w:rPr>
                 <w:b/>
                 <w:bCs/>
               </w:rPr>
-              <w:t>FizzBuzz</w:t>
-            </w:r>
-            <w:proofErr w:type="spellEnd"/>
-            <w:r>
-              <w:rPr>
-                <w:b/>
-                <w:bCs/>
-              </w:rPr>
-              <w:t xml:space="preserve"> </w:t>
-            </w:r>
-            <w:proofErr w:type="spellStart"/>
-            <w:r>
-              <w:rPr>
-                <w:b/>
-                <w:bCs/>
-              </w:rPr>
-              <w:t>i</w:t>
-            </w:r>
-            <w:proofErr w:type="spellEnd"/>
+              <w:t>FizzBuzz i</w:t>
+            </w:r>
           </w:p>
         </w:tc>
       </w:tr>
@@ -678,6 +650,53 @@
     </w:sectPr>
   </w:body>
 </w:document>
+</file>
+
+<file path=word/comments.xml><?xml version="1.0" encoding="utf-8"?>
+<w:comments xmlns:wpc="http://schemas.microsoft.com/office/word/2010/wordprocessingCanvas" xmlns:cx="http://schemas.microsoft.com/office/drawing/2014/chartex" xmlns:cx1="http://schemas.microsoft.com/office/drawing/2015/9/8/chartex" xmlns:cx2="http://schemas.microsoft.com/office/drawing/2015/10/21/chartex" xmlns:cx3="http://schemas.microsoft.com/office/drawing/2016/5/9/chartex" xmlns:cx4="http://schemas.microsoft.com/office/drawing/2016/5/10/chartex" xmlns:cx5="http://schemas.microsoft.com/office/drawing/2016/5/11/chartex" xmlns:cx6="http://schemas.microsoft.com/office/drawing/2016/5/12/chartex" xmlns:cx7="http://schemas.microsoft.com/office/drawing/2016/5/13/chartex" xmlns:cx8="http://schemas.microsoft.com/office/drawing/2016/5/14/chartex" xmlns:mc="http://schemas.openxmlformats.org/markup-compatibility/2006" xmlns:aink="http://schemas.microsoft.com/office/drawing/2016/ink" xmlns:am3d="http://schemas.microsoft.com/office/drawing/2017/model3d" xmlns:o="urn:schemas-microsoft-com:office:office" xmlns:oel="http://schemas.microsoft.com/office/2019/extlst" xmlns:r="http://schemas.openxmlformats.org/officeDocument/2006/relationships" xmlns:m="http://schemas.openxmlformats.org/officeDocument/2006/math" xmlns:v="urn:schemas-microsoft-com:vml" xmlns:wp14="http://schemas.microsoft.com/office/word/2010/wordprocessingDrawing" xmlns:wp="http://schemas.openxmlformats.org/drawingml/2006/wordprocessingDrawing" xmlns:w10="urn:schemas-microsoft-com:office:word" xmlns:w="http://schemas.openxmlformats.org/wordprocessingml/2006/main" xmlns:w14="http://schemas.microsoft.com/office/word/2010/wordml" xmlns:w15="http://schemas.microsoft.com/office/word/2012/wordml" xmlns:w16cex="http://schemas.microsoft.com/office/word/2018/wordml/cex" xmlns:w16cid="http://schemas.microsoft.com/office/word/2016/wordml/cid" xmlns:w16="http://schemas.microsoft.com/office/word/2018/wordml" xmlns:w16du="http://schemas.microsoft.com/office/word/2023/wordml/word16du" xmlns:w16sdtdh="http://schemas.microsoft.com/office/word/2020/wordml/sdtdatahash" xmlns:w16sdtfl="http://schemas.microsoft.com/office/word/2024/wordml/sdtformatlock" xmlns:w16se="http://schemas.microsoft.com/office/word/2015/wordml/symex" xmlns:wpg="http://schemas.microsoft.com/office/word/2010/wordprocessingGroup" xmlns:wpi="http://schemas.microsoft.com/office/word/2010/wordprocessingInk" xmlns:wne="http://schemas.microsoft.com/office/word/2006/wordml" xmlns:wps="http://schemas.microsoft.com/office/word/2010/wordprocessingShape" mc:Ignorable="w14 w15 w16se w16cid w16 w16cex w16sdtdh w16sdtfl w16du wp14">
+  <w:comment w:id="0" w:author="xander naumenko" w:date="2026-03-15T10:48:00Z" w:initials="xn">
+    <w:p>
+      <w:pPr>
+        <w:pStyle w:val="CommentText"/>
+      </w:pPr>
+      <w:r>
+        <w:rPr>
+          <w:rStyle w:val="CommentReference"/>
+        </w:rPr>
+        <w:annotationRef/>
+      </w:r>
+      <w:r>
+        <w:t>This is a comment. This checks if I is divisible by 3 and 5, i.e. divisible by 15.</w:t>
+      </w:r>
+    </w:p>
+  </w:comment>
+</w:comments>
+</file>
+
+<file path=word/commentsExtended.xml><?xml version="1.0" encoding="utf-8"?>
+<w15:commentsEx xmlns:wpc="http://schemas.microsoft.com/office/word/2010/wordprocessingCanvas" xmlns:cx="http://schemas.microsoft.com/office/drawing/2014/chartex" xmlns:cx1="http://schemas.microsoft.com/office/drawing/2015/9/8/chartex" xmlns:cx2="http://schemas.microsoft.com/office/drawing/2015/10/21/chartex" xmlns:cx3="http://schemas.microsoft.com/office/drawing/2016/5/9/chartex" xmlns:cx4="http://schemas.microsoft.com/office/drawing/2016/5/10/chartex" xmlns:cx5="http://schemas.microsoft.com/office/drawing/2016/5/11/chartex" xmlns:cx6="http://schemas.microsoft.com/office/drawing/2016/5/12/chartex" xmlns:cx7="http://schemas.microsoft.com/office/drawing/2016/5/13/chartex" xmlns:cx8="http://schemas.microsoft.com/office/drawing/2016/5/14/chartex" xmlns:mc="http://schemas.openxmlformats.org/markup-compatibility/2006" xmlns:aink="http://schemas.microsoft.com/office/drawing/2016/ink" xmlns:am3d="http://schemas.microsoft.com/office/drawing/2017/model3d" xmlns:o="urn:schemas-microsoft-com:office:office" xmlns:oel="http://schemas.microsoft.com/office/2019/extlst" xmlns:r="http://schemas.openxmlformats.org/officeDocument/2006/relationships" xmlns:m="http://schemas.openxmlformats.org/officeDocument/2006/math" xmlns:v="urn:schemas-microsoft-com:vml" xmlns:wp14="http://schemas.microsoft.com/office/word/2010/wordprocessingDrawing" xmlns:wp="http://schemas.openxmlformats.org/drawingml/2006/wordprocessingDrawing" xmlns:w10="urn:schemas-microsoft-com:office:word" xmlns:w="http://schemas.openxmlformats.org/wordprocessingml/2006/main" xmlns:w14="http://schemas.microsoft.com/office/word/2010/wordml" xmlns:w15="http://schemas.microsoft.com/office/word/2012/wordml" xmlns:w16cex="http://schemas.microsoft.com/office/word/2018/wordml/cex" xmlns:w16cid="http://schemas.microsoft.com/office/word/2016/wordml/cid" xmlns:w16="http://schemas.microsoft.com/office/word/2018/wordml" xmlns:w16du="http://schemas.microsoft.com/office/word/2023/wordml/word16du" xmlns:w16sdtdh="http://schemas.microsoft.com/office/word/2020/wordml/sdtdatahash" xmlns:w16sdtfl="http://schemas.microsoft.com/office/word/2024/wordml/sdtformatlock" xmlns:w16se="http://schemas.microsoft.com/office/word/2015/wordml/symex" xmlns:wpg="http://schemas.microsoft.com/office/word/2010/wordprocessingGroup" xmlns:wpi="http://schemas.microsoft.com/office/word/2010/wordprocessingInk" xmlns:wne="http://schemas.microsoft.com/office/word/2006/wordml" xmlns:wps="http://schemas.microsoft.com/office/word/2010/wordprocessingShape" mc:Ignorable="w14 w15 w16se w16cid w16 w16cex w16sdtdh w16sdtfl w16du wp14">
+  <w15:commentEx w15:paraId="705F2993" w15:done="0"/>
+</w15:commentsEx>
+</file>
+
+<file path=word/commentsExtensible.xml><?xml version="1.0" encoding="utf-8"?>
+<w16cex:commentsExtensible xmlns:wpc="http://schemas.microsoft.com/office/word/2010/wordprocessingCanvas" xmlns:cx="http://schemas.microsoft.com/office/drawing/2014/chartex" xmlns:cx1="http://schemas.microsoft.com/office/drawing/2015/9/8/chartex" xmlns:cx2="http://schemas.microsoft.com/office/drawing/2015/10/21/chartex" xmlns:cx3="http://schemas.microsoft.com/office/drawing/2016/5/9/chartex" xmlns:cx4="http://schemas.microsoft.com/office/drawing/2016/5/10/chartex" xmlns:cx5="http://schemas.microsoft.com/office/drawing/2016/5/11/chartex" xmlns:cx6="http://schemas.microsoft.com/office/drawing/2016/5/12/chartex" xmlns:cx7="http://schemas.microsoft.com/office/drawing/2016/5/13/chartex" xmlns:cx8="http://schemas.microsoft.com/office/drawing/2016/5/14/chartex" xmlns:cr="http://schemas.microsoft.com/office/comments/2020/reactions" xmlns:mc="http://schemas.openxmlformats.org/markup-compatibility/2006" xmlns:aink="http://schemas.microsoft.com/office/drawing/2016/ink" xmlns:am3d="http://schemas.microsoft.com/office/drawing/2017/model3d" xmlns:o="urn:schemas-microsoft-com:office:office" xmlns:oel="http://schemas.microsoft.com/office/2019/extlst" xmlns:r="http://schemas.openxmlformats.org/officeDocument/2006/relationships" xmlns:m="http://schemas.openxmlformats.org/officeDocument/2006/math" xmlns:v="urn:schemas-microsoft-com:vml" xmlns:wp14="http://schemas.microsoft.com/office/word/2010/wordprocessingDrawing" xmlns:wp="http://schemas.openxmlformats.org/drawingml/2006/wordprocessingDrawing" xmlns:w10="urn:schemas-microsoft-com:office:word" xmlns:w="http://schemas.openxmlformats.org/wordprocessingml/2006/main" xmlns:w14="http://schemas.microsoft.com/office/word/2010/wordml" xmlns:w15="http://schemas.microsoft.com/office/word/2012/wordml" xmlns:w16cex="http://schemas.microsoft.com/office/word/2018/wordml/cex" xmlns:w16cid="http://schemas.microsoft.com/office/word/2016/wordml/cid" xmlns:w16="http://schemas.microsoft.com/office/word/2018/wordml" xmlns:w16du="http://schemas.microsoft.com/office/word/2023/wordml/word16du" xmlns:w16sdtdh="http://schemas.microsoft.com/office/word/2020/wordml/sdtdatahash" xmlns:w16sdtfl="http://schemas.microsoft.com/office/word/2024/wordml/sdtformatlock" xmlns:w16se="http://schemas.microsoft.com/office/word/2015/wordml/symex" xmlns:wpg="http://schemas.microsoft.com/office/word/2010/wordprocessingGroup" xmlns:wpi="http://schemas.microsoft.com/office/word/2010/wordprocessingInk" xmlns:wne="http://schemas.microsoft.com/office/word/2006/wordml" xmlns:wps="http://schemas.microsoft.com/office/word/2010/wordprocessingShape" mc:Ignorable="w14 w15 w16se w16cid w16 w16cex w16sdtdh w16sdtfl cr w16du wp14">
+  <w16cex:commentExtensible w16cex:durableId="69C3A7C5" w16cex:dateUtc="2026-03-15T17:48:00Z"/>
+</w16cex:commentsExtensible>
+</file>
+
+<file path=word/commentsIds.xml><?xml version="1.0" encoding="utf-8"?>
+<w16cid:commentsIds xmlns:wpc="http://schemas.microsoft.com/office/word/2010/wordprocessingCanvas" xmlns:cx="http://schemas.microsoft.com/office/drawing/2014/chartex" xmlns:cx1="http://schemas.microsoft.com/office/drawing/2015/9/8/chartex" xmlns:cx2="http://schemas.microsoft.com/office/drawing/2015/10/21/chartex" xmlns:cx3="http://schemas.microsoft.com/office/drawing/2016/5/9/chartex" xmlns:cx4="http://schemas.microsoft.com/office/drawing/2016/5/10/chartex" xmlns:cx5="http://schemas.microsoft.com/office/drawing/2016/5/11/chartex" xmlns:cx6="http://schemas.microsoft.com/office/drawing/2016/5/12/chartex" xmlns:cx7="http://schemas.microsoft.com/office/drawing/2016/5/13/chartex" xmlns:cx8="http://schemas.microsoft.com/office/drawing/2016/5/14/chartex" xmlns:mc="http://schemas.openxmlformats.org/markup-compatibility/2006" xmlns:aink="http://schemas.microsoft.com/office/drawing/2016/ink" xmlns:am3d="http://schemas.microsoft.com/office/drawing/2017/model3d" xmlns:o="urn:schemas-microsoft-com:office:office" xmlns:oel="http://schemas.microsoft.com/office/2019/extlst" xmlns:r="http://schemas.openxmlformats.org/officeDocument/2006/relationships" xmlns:m="http://schemas.openxmlformats.org/officeDocument/2006/math" xmlns:v="urn:schemas-microsoft-com:vml" xmlns:wp14="http://schemas.microsoft.com/office/word/2010/wordprocessingDrawing" xmlns:wp="http://schemas.openxmlformats.org/drawingml/2006/wordprocessingDrawing" xmlns:w10="urn:schemas-microsoft-com:office:word" xmlns:w="http://schemas.openxmlformats.org/wordprocessingml/2006/main" xmlns:w14="http://schemas.microsoft.com/office/word/2010/wordml" xmlns:w15="http://schemas.microsoft.com/office/word/2012/wordml" xmlns:w16cex="http://schemas.microsoft.com/office/word/2018/wordml/cex" xmlns:w16cid="http://schemas.microsoft.com/office/word/2016/wordml/cid" xmlns:w16="http://schemas.microsoft.com/office/word/2018/wordml" xmlns:w16du="http://schemas.microsoft.com/office/word/2023/wordml/word16du" xmlns:w16sdtdh="http://schemas.microsoft.com/office/word/2020/wordml/sdtdatahash" xmlns:w16sdtfl="http://schemas.microsoft.com/office/word/2024/wordml/sdtformatlock" xmlns:w16se="http://schemas.microsoft.com/office/word/2015/wordml/symex" xmlns:wpg="http://schemas.microsoft.com/office/word/2010/wordprocessingGroup" xmlns:wpi="http://schemas.microsoft.com/office/word/2010/wordprocessingInk" xmlns:wne="http://schemas.microsoft.com/office/word/2006/wordml" xmlns:wps="http://schemas.microsoft.com/office/word/2010/wordprocessingShape" mc:Ignorable="w14 w15 w16se w16cid w16 w16cex w16sdtdh w16sdtfl w16du wp14">
+  <w16cid:commentId w16cid:paraId="705F2993" w16cid:durableId="69C3A7C5"/>
+</w16cid:commentsIds>
+</file>
+
+<file path=word/people.xml><?xml version="1.0" encoding="utf-8"?>
+<w15:people xmlns:wpc="http://schemas.microsoft.com/office/word/2010/wordprocessingCanvas" xmlns:cx="http://schemas.microsoft.com/office/drawing/2014/chartex" xmlns:cx1="http://schemas.microsoft.com/office/drawing/2015/9/8/chartex" xmlns:cx2="http://schemas.microsoft.com/office/drawing/2015/10/21/chartex" xmlns:cx3="http://schemas.microsoft.com/office/drawing/2016/5/9/chartex" xmlns:cx4="http://schemas.microsoft.com/office/drawing/2016/5/10/chartex" xmlns:cx5="http://schemas.microsoft.com/office/drawing/2016/5/11/chartex" xmlns:cx6="http://schemas.microsoft.com/office/drawing/2016/5/12/chartex" xmlns:cx7="http://schemas.microsoft.com/office/drawing/2016/5/13/chartex" xmlns:cx8="http://schemas.microsoft.com/office/drawing/2016/5/14/chartex" xmlns:mc="http://schemas.openxmlformats.org/markup-compatibility/2006" xmlns:aink="http://schemas.microsoft.com/office/drawing/2016/ink" xmlns:am3d="http://schemas.microsoft.com/office/drawing/2017/model3d" xmlns:o="urn:schemas-microsoft-com:office:office" xmlns:oel="http://schemas.microsoft.com/office/2019/extlst" xmlns:r="http://schemas.openxmlformats.org/officeDocument/2006/relationships" xmlns:m="http://schemas.openxmlformats.org/officeDocument/2006/math" xmlns:v="urn:schemas-microsoft-com:vml" xmlns:wp14="http://schemas.microsoft.com/office/word/2010/wordprocessingDrawing" xmlns:wp="http://schemas.openxmlformats.org/drawingml/2006/wordprocessingDrawing" xmlns:w10="urn:schemas-microsoft-com:office:word" xmlns:w="http://schemas.openxmlformats.org/wordprocessingml/2006/main" xmlns:w14="http://schemas.microsoft.com/office/word/2010/wordml" xmlns:w15="http://schemas.microsoft.com/office/word/2012/wordml" xmlns:w16cex="http://schemas.microsoft.com/office/word/2018/wordml/cex" xmlns:w16cid="http://schemas.microsoft.com/office/word/2016/wordml/cid" xmlns:w16="http://schemas.microsoft.com/office/word/2018/wordml" xmlns:w16du="http://schemas.microsoft.com/office/word/2023/wordml/word16du" xmlns:w16sdtdh="http://schemas.microsoft.com/office/word/2020/wordml/sdtdatahash" xmlns:w16sdtfl="http://schemas.microsoft.com/office/word/2024/wordml/sdtformatlock" xmlns:w16se="http://schemas.microsoft.com/office/word/2015/wordml/symex" xmlns:wpg="http://schemas.microsoft.com/office/word/2010/wordprocessingGroup" xmlns:wpi="http://schemas.microsoft.com/office/word/2010/wordprocessingInk" xmlns:wne="http://schemas.microsoft.com/office/word/2006/wordml" xmlns:wps="http://schemas.microsoft.com/office/word/2010/wordprocessingShape" mc:Ignorable="w14 w15 w16se w16cid w16 w16cex w16sdtdh w16sdtfl w16du wp14">
+  <w15:person w15:author="xander naumenko">
+    <w15:presenceInfo w15:providerId="Windows Live" w15:userId="37289626886921ec"/>
+  </w15:person>
+</w15:people>
 </file>
 
 <file path=word/styles.xml><?xml version="1.0" encoding="utf-8"?>
@@ -1635,6 +1654,72 @@
     <w:unhideWhenUsed/>
     <w:rsid w:val="00B213B0"/>
   </w:style>
+  <w:style w:type="character" w:styleId="CommentReference">
+    <w:name w:val="annotation reference"/>
+    <w:basedOn w:val="DefaultParagraphFont"/>
+    <w:uiPriority w:val="99"/>
+    <w:semiHidden/>
+    <w:unhideWhenUsed/>
+    <w:rsid w:val="008F6232"/>
+    <w:rPr>
+      <w:sz w:val="16"/>
+      <w:szCs w:val="16"/>
+    </w:rPr>
+  </w:style>
+  <w:style w:type="paragraph" w:styleId="CommentText">
+    <w:name w:val="annotation text"/>
+    <w:basedOn w:val="Normal"/>
+    <w:link w:val="CommentTextChar"/>
+    <w:uiPriority w:val="99"/>
+    <w:unhideWhenUsed/>
+    <w:rsid w:val="008F6232"/>
+    <w:pPr>
+      <w:spacing w:line="240" w:lineRule="auto"/>
+    </w:pPr>
+    <w:rPr>
+      <w:sz w:val="20"/>
+      <w:szCs w:val="20"/>
+    </w:rPr>
+  </w:style>
+  <w:style w:type="character" w:customStyle="1" w:styleId="CommentTextChar">
+    <w:name w:val="Comment Text Char"/>
+    <w:basedOn w:val="DefaultParagraphFont"/>
+    <w:link w:val="CommentText"/>
+    <w:uiPriority w:val="99"/>
+    <w:rsid w:val="008F6232"/>
+    <w:rPr>
+      <w:sz w:val="20"/>
+      <w:szCs w:val="20"/>
+    </w:rPr>
+  </w:style>
+  <w:style w:type="paragraph" w:styleId="CommentSubject">
+    <w:name w:val="annotation subject"/>
+    <w:basedOn w:val="CommentText"/>
+    <w:next w:val="CommentText"/>
+    <w:link w:val="CommentSubjectChar"/>
+    <w:uiPriority w:val="99"/>
+    <w:semiHidden/>
+    <w:unhideWhenUsed/>
+    <w:rsid w:val="008F6232"/>
+    <w:rPr>
+      <w:b/>
+      <w:bCs/>
+    </w:rPr>
+  </w:style>
+  <w:style w:type="character" w:customStyle="1" w:styleId="CommentSubjectChar">
+    <w:name w:val="Comment Subject Char"/>
+    <w:basedOn w:val="CommentTextChar"/>
+    <w:link w:val="CommentSubject"/>
+    <w:uiPriority w:val="99"/>
+    <w:semiHidden/>
+    <w:rsid w:val="008F6232"/>
+    <w:rPr>
+      <w:b/>
+      <w:bCs/>
+      <w:sz w:val="20"/>
+      <w:szCs w:val="20"/>
+    </w:rPr>
+  </w:style>
 </w:styles>
 </file>
 
